--- a/frontend/src/廠商投標表單/[一般工程]投標須知-工程會112.6.30版.docx
+++ b/frontend/src/廠商投標表單/[一般工程]投標須知-工程會112.6.30版.docx
@@ -8676,9 +8676,6 @@
         <w:ind w:left="1134" w:firstLine="0"/>
         <w:jc w:val="both"/>
         <w:textDirection w:val="lrTbV"/>
-        <w:rPr>
-          <w:rFonts w:hint="eastAsia"/>
-        </w:rPr>
       </w:pPr>
       <w:r>
         <w:rPr>
@@ -8719,8 +8716,6 @@
       <w:r>
         <w:t>。</w:t>
       </w:r>
-      <w:bookmarkStart w:id="4" w:name="_GoBack"/>
-      <w:bookmarkEnd w:id="4"/>
     </w:p>
     <w:p>
       <w:pPr>
@@ -9025,7 +9020,7 @@
         </w:rPr>
         <w:t>%)：</w:t>
       </w:r>
-      <w:bookmarkStart w:id="5" w:name="_Hlk153957504"/>
+      <w:bookmarkStart w:id="4" w:name="_Hlk153957504"/>
       <w:r>
         <w:rPr>
           <w:rFonts w:hint="eastAsia"/>
@@ -9098,7 +9093,7 @@
         </w:rPr>
         <w:t>減收原應繳額度之50%。</w:t>
       </w:r>
-      <w:bookmarkEnd w:id="5"/>
+      <w:bookmarkEnd w:id="4"/>
     </w:p>
     <w:p>
       <w:pPr>
@@ -10404,9 +10399,9 @@
           <w:numId w:val="0"/>
         </w:numPr>
         <w:spacing w:line="360" w:lineRule="exact"/>
-        <w:ind w:leftChars="472" w:left="1944" w:hangingChars="222" w:hanging="622"/>
-        <w:rPr>
-          <w:rFonts w:ascii="標楷體" w:eastAsia="標楷體" w:hAnsi="標楷體"/>
+        <w:ind w:leftChars="320" w:left="896" w:firstLineChars="85" w:firstLine="238"/>
+        <w:rPr>
+          <w:rFonts w:ascii="標楷體" w:eastAsia="標楷體" w:hAnsi="標楷體" w:hint="eastAsia"/>
         </w:rPr>
       </w:pPr>
       <w:r>
@@ -10439,32 +10434,14 @@
         </w:rPr>
         <w:t>加</w:t>
       </w:r>
-    </w:p>
-    <w:p>
-      <w:pPr>
-        <w:pStyle w:val="19"/>
-        <w:numPr>
-          <w:ilvl w:val="12"/>
-          <w:numId w:val="0"/>
-        </w:numPr>
-        <w:spacing w:line="360" w:lineRule="exact"/>
-        <w:ind w:leftChars="646" w:left="2011" w:hangingChars="72" w:hanging="202"/>
-        <w:rPr>
-          <w:rFonts w:ascii="標楷體" w:eastAsia="標楷體" w:hAnsi="標楷體"/>
-        </w:rPr>
-      </w:pPr>
       <w:r>
         <w:rPr>
           <w:rFonts w:ascii="標楷體" w:eastAsia="標楷體" w:hAnsi="標楷體" w:hint="eastAsia"/>
         </w:rPr>
-        <w:t>投標</w:t>
-      </w:r>
-      <w:r>
-        <w:rPr>
-          <w:rFonts w:ascii="標楷體" w:eastAsia="標楷體" w:hAnsi="標楷體" w:hint="eastAsia"/>
-        </w:rPr>
-        <w:t>。</w:t>
-      </w:r>
+        <w:t>投標。</w:t>
+      </w:r>
+      <w:bookmarkStart w:id="5" w:name="_GoBack"/>
+      <w:bookmarkEnd w:id="5"/>
     </w:p>
     <w:p>
       <w:pPr>
@@ -10533,7 +10510,6 @@
         <w:rPr>
           <w:rFonts w:ascii="Times New Roman" w:eastAsia="標楷體"/>
         </w:rPr>
-        <w:lastRenderedPageBreak/>
         <w:t>(</w:t>
       </w:r>
       <w:r>
@@ -10578,6 +10554,7 @@
         <w:rPr>
           <w:rFonts w:ascii="Times New Roman" w:eastAsia="標楷體"/>
         </w:rPr>
+        <w:lastRenderedPageBreak/>
         <w:t>(</w:t>
       </w:r>
       <w:r>
@@ -11291,32 +11268,25 @@
           <w:rFonts w:hint="eastAsia"/>
           <w:spacing w:val="0"/>
         </w:rPr>
-        <w:t>達一定分數或序位之未得標廠商，發給一定金額之獎勵金(由機</w:t>
-      </w:r>
+        <w:t>達一定分數或序位之未得標廠商，發給一定金額之獎勵金(由機關敘明一定分數或序位及其相對應之獎勵金)</w:t>
+      </w:r>
+    </w:p>
+    <w:p>
+      <w:pPr>
+        <w:pStyle w:val="7"/>
+        <w:ind w:left="2098" w:hanging="298"/>
+        <w:jc w:val="both"/>
+        <w:textDirection w:val="lrTbV"/>
+        <w:rPr>
+          <w:spacing w:val="0"/>
+        </w:rPr>
+      </w:pPr>
       <w:r>
         <w:rPr>
           <w:rFonts w:hint="eastAsia"/>
           <w:spacing w:val="0"/>
         </w:rPr>
         <w:lastRenderedPageBreak/>
-        <w:t>關敘明一定分數或序位及其相對應之獎勵金)</w:t>
-      </w:r>
-    </w:p>
-    <w:p>
-      <w:pPr>
-        <w:pStyle w:val="7"/>
-        <w:ind w:left="2098" w:hanging="298"/>
-        <w:jc w:val="both"/>
-        <w:textDirection w:val="lrTbV"/>
-        <w:rPr>
-          <w:spacing w:val="0"/>
-        </w:rPr>
-      </w:pPr>
-      <w:r>
-        <w:rPr>
-          <w:rFonts w:hint="eastAsia"/>
-          <w:spacing w:val="0"/>
-        </w:rPr>
         <w:t>分數(序位)：</w:t>
       </w:r>
       <w:r>
@@ -11979,8 +11949,14 @@
         <w:rPr>
           <w:spacing w:val="0"/>
         </w:rPr>
+        <w:t>本採購保留未來向得標廠商增購之權利，擬增購之項目及內容(請載</w:t>
+      </w:r>
+      <w:r>
+        <w:rPr>
+          <w:spacing w:val="0"/>
+        </w:rPr>
         <w:lastRenderedPageBreak/>
-        <w:t xml:space="preserve">本採購保留未來向得標廠商增購之權利，擬增購之項目及內容(請載明擴充之金額、數量或期間上限，並應將預估選購或擴充項目所需金額計入採購金額。未保留增購權利者免填)：        </w:t>
+        <w:t xml:space="preserve">明擴充之金額、數量或期間上限，並應將預估選購或擴充項目所需金額計入採購金額。未保留增購權利者免填)：        </w:t>
       </w:r>
       <w:r>
         <w:t xml:space="preserve">       </w:t>
@@ -12687,15 +12663,7 @@
           <w:rFonts w:ascii="標楷體" w:hAnsi="標楷體"/>
           <w:szCs w:val="28"/>
         </w:rPr>
-        <w:t>或列印「全國商工行政服務入口網」（網址：http：//gcis.nat.gov.tw/index.jsp)商工登記資料之商業登記資料</w:t>
-      </w:r>
-      <w:r>
-        <w:rPr>
-          <w:rFonts w:ascii="標楷體" w:hAnsi="標楷體"/>
-          <w:szCs w:val="28"/>
-        </w:rPr>
-        <w:lastRenderedPageBreak/>
-        <w:t>查詢網站之「商業登記基本資料」均屬之</w:t>
+        <w:t>或列印「全國商工行政服務入口網」（網址：http：//gcis.nat.gov.tw/index.jsp)商工登記資料之商業登記資料查詢網站之「商業登記基本資料」均屬之</w:t>
       </w:r>
       <w:r>
         <w:rPr>
@@ -12722,6 +12690,7 @@
           <w:rFonts w:ascii="標楷體" w:hAnsi="標楷體" w:hint="eastAsia"/>
           <w:szCs w:val="28"/>
         </w:rPr>
+        <w:lastRenderedPageBreak/>
         <w:t>□營業項目代碼、營業項目：______________(該特定營業項目非屬許可業務者，廠商所營事業之登記，如載明</w:t>
       </w:r>
       <w:r>
@@ -13031,8 +13000,14 @@
         <w:rPr>
           <w:spacing w:val="0"/>
         </w:rPr>
+        <w:t>不同投標廠商參與投標，不得由同一廠商之人員代表出席開標、評</w:t>
+      </w:r>
+      <w:r>
+        <w:rPr>
+          <w:spacing w:val="0"/>
+        </w:rPr>
         <w:lastRenderedPageBreak/>
-        <w:t>不同投標廠商參與投標，不得由同一廠商之人員代表出席開標、評審、評選、決標等會議，如有</w:t>
+        <w:t>審、評選、決標等會議，如有</w:t>
       </w:r>
       <w:r>
         <w:rPr>
@@ -13550,11 +13525,7 @@
         </w:rPr>
       </w:pPr>
       <w:r>
-        <w:t>以選擇性招標方式辦理者，其限制投標廠商資格之理由及其必</w:t>
-      </w:r>
-      <w:r>
-        <w:lastRenderedPageBreak/>
-        <w:t>要性(非選擇性招標者</w:t>
+        <w:t>以選擇性招標方式辦理者，其限制投標廠商資格之理由及其必要性(非選擇性招標者</w:t>
       </w:r>
       <w:r>
         <w:rPr>
@@ -13581,6 +13552,7 @@
         <w:rPr>
           <w:spacing w:val="0"/>
         </w:rPr>
+        <w:lastRenderedPageBreak/>
         <w:t>招標標的之功能、效益、規格、標準、數量或場所等說明及得標廠商應履行之契約責任：由招標機關另備如附件。</w:t>
       </w:r>
     </w:p>
@@ -14362,7 +14334,6 @@
         <w:jc w:val="both"/>
       </w:pPr>
       <w:r>
-        <w:lastRenderedPageBreak/>
         <w:t>(</w:t>
       </w:r>
       <w:r>
@@ -14382,6 +14353,7 @@
         <w:jc w:val="both"/>
       </w:pPr>
       <w:r>
+        <w:lastRenderedPageBreak/>
         <w:t>(</w:t>
       </w:r>
       <w:r>
@@ -15275,27 +15247,27 @@
           <w:color w:val="FF0000"/>
           <w:spacing w:val="0"/>
         </w:rPr>
+        <w:t>■退還押標金申請單。</w:t>
+      </w:r>
+    </w:p>
+    <w:p>
+      <w:pPr>
+        <w:pStyle w:val="7"/>
+        <w:ind w:leftChars="708" w:left="2072" w:hangingChars="32" w:hanging="90"/>
+        <w:jc w:val="both"/>
+        <w:textDirection w:val="lrTbV"/>
+        <w:rPr>
+          <w:color w:val="FF0000"/>
+          <w:spacing w:val="0"/>
+        </w:rPr>
+      </w:pPr>
+      <w:r>
+        <w:rPr>
+          <w:rFonts w:hint="eastAsia"/>
+          <w:color w:val="FF0000"/>
+          <w:spacing w:val="0"/>
+        </w:rPr>
         <w:lastRenderedPageBreak/>
-        <w:t>■退還押標金申請單。</w:t>
-      </w:r>
-    </w:p>
-    <w:p>
-      <w:pPr>
-        <w:pStyle w:val="7"/>
-        <w:ind w:leftChars="708" w:left="2072" w:hangingChars="32" w:hanging="90"/>
-        <w:jc w:val="both"/>
-        <w:textDirection w:val="lrTbV"/>
-        <w:rPr>
-          <w:color w:val="FF0000"/>
-          <w:spacing w:val="0"/>
-        </w:rPr>
-      </w:pPr>
-      <w:r>
-        <w:rPr>
-          <w:rFonts w:hint="eastAsia"/>
-          <w:color w:val="FF0000"/>
-          <w:spacing w:val="0"/>
-        </w:rPr>
         <w:t>■標封。</w:t>
       </w:r>
     </w:p>
@@ -16340,7 +16312,7 @@
         <w:rFonts w:ascii="全真楷書"/>
         <w:noProof/>
       </w:rPr>
-      <w:t>11</w:t>
+      <w:t>13</w:t>
     </w:r>
     <w:r>
       <w:rPr>
@@ -18408,7 +18380,7 @@
 </file>
 
 <file path=customXml/itemProps1.xml><?xml version="1.0" encoding="utf-8"?>
-<ds:datastoreItem xmlns:ds="http://schemas.openxmlformats.org/officeDocument/2006/customXml" ds:itemID="{FC91ED89-EAC4-4991-AD85-A2E76D895F22}">
+<ds:datastoreItem xmlns:ds="http://schemas.openxmlformats.org/officeDocument/2006/customXml" ds:itemID="{B36B283E-3A4A-4089-BBA1-60A35A649835}">
   <ds:schemaRefs>
     <ds:schemaRef ds:uri="http://schemas.openxmlformats.org/officeDocument/2006/bibliography"/>
   </ds:schemaRefs>
